--- a/sba_application/05_personal_financial_statement/SBA_Form_413_PFS_PREFILL_Geoff.docx
+++ b/sba_application/05_personal_financial_statement/SBA_Form_413_PFS_PREFILL_Geoff.docx
@@ -63,7 +63,7 @@
         <w:t xml:space="preserve">Business name of applicant:  </w:t>
       </w:r>
       <w:r>
-        <w:t>Tyler Hospice Hold LLC (dba Azalea Hospice &amp; Palliative Care)</w:t>
+        <w:t>Tyler Hospice Hold, LLC (dba Azalea Hospice &amp; Palliative Care)</w:t>
       </w:r>
     </w:p>
     <w:p>
@@ -1382,7 +1382,7 @@
               <w:rPr>
                 <w:sz w:val="19"/>
               </w:rPr>
-              <w:t>As guarantor: SBA 7(a) loan to Tyler Hospice Hold LLC</w:t>
+              <w:t>As guarantor: SBA 7(a) loan to Tyler Hospice Hold, LLC</w:t>
             </w:r>
           </w:p>
         </w:tc>
@@ -1675,7 +1675,7 @@
           <w:color w:val="606060"/>
           <w:sz w:val="16"/>
         </w:rPr>
-        <w:t>Prepared for the SBA 7(a) loan application of Tyler Hospice Hold LLC (dba Azalea Hospice &amp; Palliative Care). Confidential.</w:t>
+        <w:t>Prepared for the SBA 7(a) loan application of Tyler Hospice Hold, LLC (dba Azalea Hospice &amp; Palliative Care). Confidential.</w:t>
       </w:r>
     </w:p>
     <w:sectPr>

--- a/sba_application/05_personal_financial_statement/SBA_Form_413_PFS_PREFILL_Geoff.docx
+++ b/sba_application/05_personal_financial_statement/SBA_Form_413_PFS_PREFILL_Geoff.docx
@@ -1396,7 +1396,7 @@
               <w:rPr>
                 <w:sz w:val="19"/>
               </w:rPr>
-              <w:t>$555,000 (proposed)</w:t>
+              <w:t>$450,000 (proposed)</w:t>
             </w:r>
           </w:p>
         </w:tc>
@@ -1410,7 +1410,7 @@
               <w:rPr>
                 <w:sz w:val="19"/>
               </w:rPr>
-              <w:t>This transaction - Geoff is the sole personal guarantor</w:t>
+              <w:t>This transaction - Geoff is the controlling personal guarantor (Bullard guarantees only the separate bank acquisition loan, not the SBA loan)</w:t>
             </w:r>
           </w:p>
         </w:tc>
